--- a/天罡.docx
+++ b/天罡.docx
@@ -488,21 +488,10 @@
     <w:p>
       <w:pPr>
         <w:rPr>
-          <w:rFonts w:hint="default"/>
-          <w:sz w:val="18"/>
-          <w:szCs w:val="18"/>
+          <w:rFonts w:hint="eastAsia"/>
           <w:lang w:val="en-US" w:eastAsia="zh-CN"/>
         </w:rPr>
       </w:pPr>
-      <w:r>
-        <w:rPr>
-          <w:rFonts w:hint="default"/>
-          <w:sz w:val="18"/>
-          <w:szCs w:val="18"/>
-          <w:lang w:val="en-US" w:eastAsia="zh-CN"/>
-        </w:rPr>
-        <w:t xml:space="preserve"> </w:t>
-      </w:r>
       <w:r>
         <w:rPr>
           <w:rFonts w:hint="eastAsia"/>
@@ -510,7 +499,7 @@
           <w:szCs w:val="18"/>
           <w:lang w:val="en-US" w:eastAsia="zh-CN"/>
         </w:rPr>
-        <w:t>二十四节气【固定宫位】：</w:t>
+        <w:t>【二十四节气】：</w:t>
       </w:r>
       <w:r>
         <w:rPr>
@@ -521,14 +510,41 @@
         </w:rPr>
         <w:t>立春、雨水、惊蛰、春分、清明、谷雨、立夏、小满、芒种、夏至、小暑、大暑、立秋、处暑、白露、秋分、寒露、霜降、立冬、小雪、大雪、冬至、小寒、大寒</w:t>
       </w:r>
-    </w:p>
-    <w:p>
-      <w:pPr>
+      <w:r>
         <w:rPr>
           <w:rFonts w:hint="eastAsia"/>
           <w:lang w:val="en-US" w:eastAsia="zh-CN"/>
         </w:rPr>
-      </w:pPr>
+        <w:br w:type="textWrapping"/>
+      </w:r>
+      <w:r>
+        <w:rPr>
+          <w:rFonts w:hint="eastAsia"/>
+          <w:lang w:val="en-US" w:eastAsia="zh-CN"/>
+        </w:rPr>
+        <w:t>【月局】：正月，二月，三月，四月，五月，六月，七月，八月，九月，十月，十一月，十二月</w:t>
+      </w:r>
+      <w:r>
+        <w:rPr>
+          <w:rFonts w:hint="eastAsia"/>
+          <w:lang w:val="en-US" w:eastAsia="zh-CN"/>
+        </w:rPr>
+        <w:br w:type="textWrapping"/>
+      </w:r>
+      <w:r>
+        <w:rPr>
+          <w:rFonts w:hint="eastAsia"/>
+          <w:lang w:val="en-US" w:eastAsia="zh-CN"/>
+        </w:rPr>
+        <w:t>【注意】：【月局】和【二十四节气】为固定宫位，不做任何修改/调整</w:t>
+      </w:r>
+      <w:r>
+        <w:rPr>
+          <w:rFonts w:hint="eastAsia"/>
+          <w:lang w:val="en-US" w:eastAsia="zh-CN"/>
+        </w:rPr>
+        <w:br w:type="textWrapping"/>
+      </w:r>
       <w:r>
         <w:rPr>
           <w:rFonts w:hint="eastAsia"/>
@@ -3135,6 +3151,7 @@
         </w:rPr>
         <w:br w:type="textWrapping"/>
       </w:r>
+      <w:bookmarkStart w:id="0" w:name="_GoBack"/>
       <w:r>
         <w:rPr>
           <w:rFonts w:hint="eastAsia"/>
@@ -3156,8 +3173,6 @@
         </w:rPr>
         <w:t>依据【万年历】的【阴历】为标准：</w:t>
       </w:r>
-      <w:bookmarkStart w:id="0" w:name="_GoBack"/>
-      <w:bookmarkEnd w:id="0"/>
     </w:p>
     <w:p>
       <w:pPr>
@@ -3204,6 +3219,7 @@
         <w:t>③：在规则①和规则②遵守的基础之下：其他月份固定拥有2个【日期】</w:t>
       </w:r>
     </w:p>
+    <w:bookmarkEnd w:id="0"/>
     <w:p>
       <w:pPr>
         <w:rPr>
@@ -3322,12 +3338,6 @@
             <w:insideH w:val="single" w:color="auto" w:sz="4" w:space="0"/>
             <w:insideV w:val="single" w:color="auto" w:sz="4" w:space="0"/>
           </w:tblBorders>
-          <w:tblCellMar>
-            <w:top w:w="0" w:type="dxa"/>
-            <w:left w:w="108" w:type="dxa"/>
-            <w:bottom w:w="0" w:type="dxa"/>
-            <w:right w:w="108" w:type="dxa"/>
-          </w:tblCellMar>
         </w:tblPrEx>
         <w:trPr>
           <w:trHeight w:val="926" w:hRule="atLeast"/>
@@ -5848,7 +5858,6 @@
             <w:insideH w:val="none" w:color="auto" w:sz="0" w:space="0"/>
             <w:insideV w:val="none" w:color="auto" w:sz="0" w:space="0"/>
           </w:tblBorders>
-          <w:shd w:val="clear" w:color="auto" w:fill="auto"/>
           <w:tblCellMar>
             <w:top w:w="0" w:type="dxa"/>
             <w:left w:w="108" w:type="dxa"/>
@@ -8749,7 +8758,6 @@
             <w:insideH w:val="none" w:color="auto" w:sz="0" w:space="0"/>
             <w:insideV w:val="none" w:color="auto" w:sz="0" w:space="0"/>
           </w:tblBorders>
-          <w:shd w:val="clear" w:color="auto" w:fill="auto"/>
           <w:tblCellMar>
             <w:top w:w="0" w:type="dxa"/>
             <w:left w:w="108" w:type="dxa"/>
@@ -10200,7 +10208,6 @@
             <w:insideH w:val="none" w:color="auto" w:sz="0" w:space="0"/>
             <w:insideV w:val="none" w:color="auto" w:sz="0" w:space="0"/>
           </w:tblBorders>
-          <w:shd w:val="clear" w:color="auto" w:fill="auto"/>
           <w:tblCellMar>
             <w:top w:w="0" w:type="dxa"/>
             <w:left w:w="108" w:type="dxa"/>
@@ -11651,7 +11658,6 @@
             <w:insideH w:val="none" w:color="auto" w:sz="0" w:space="0"/>
             <w:insideV w:val="none" w:color="auto" w:sz="0" w:space="0"/>
           </w:tblBorders>
-          <w:shd w:val="clear" w:color="auto" w:fill="auto"/>
           <w:tblCellMar>
             <w:top w:w="0" w:type="dxa"/>
             <w:left w:w="108" w:type="dxa"/>
@@ -12377,7 +12383,6 @@
             <w:insideH w:val="none" w:color="auto" w:sz="0" w:space="0"/>
             <w:insideV w:val="none" w:color="auto" w:sz="0" w:space="0"/>
           </w:tblBorders>
-          <w:shd w:val="clear" w:color="auto" w:fill="auto"/>
           <w:tblCellMar>
             <w:top w:w="0" w:type="dxa"/>
             <w:left w:w="108" w:type="dxa"/>
@@ -16177,7 +16182,7 @@
     <w:lsdException w:unhideWhenUsed="0" w:uiPriority="0" w:semiHidden="0" w:name="Document Map"/>
     <w:lsdException w:unhideWhenUsed="0" w:uiPriority="0" w:semiHidden="0" w:name="Plain Text"/>
     <w:lsdException w:unhideWhenUsed="0" w:uiPriority="0" w:semiHidden="0" w:name="E-mail Signature"/>
-    <w:lsdException w:unhideWhenUsed="0" w:uiPriority="0" w:semiHidden="0" w:name="Normal (Web)"/>
+    <w:lsdException w:qFormat="1" w:unhideWhenUsed="0" w:uiPriority="0" w:semiHidden="0" w:name="Normal (Web)"/>
     <w:lsdException w:unhideWhenUsed="0" w:uiPriority="0" w:semiHidden="0" w:name="HTML Acronym"/>
     <w:lsdException w:unhideWhenUsed="0" w:uiPriority="0" w:semiHidden="0" w:name="HTML Address"/>
     <w:lsdException w:unhideWhenUsed="0" w:uiPriority="0" w:semiHidden="0" w:name="HTML Cite"/>
@@ -16414,6 +16419,7 @@
   <w:style w:type="paragraph" w:styleId="4">
     <w:name w:val="Normal (Web)"/>
     <w:basedOn w:val="1"/>
+    <w:qFormat/>
     <w:uiPriority w:val="0"/>
     <w:rPr>
       <w:sz w:val="24"/>
@@ -16442,6 +16448,7 @@
   <w:style w:type="character" w:customStyle="1" w:styleId="8">
     <w:name w:val="标题 3 Char"/>
     <w:link w:val="3"/>
+    <w:qFormat/>
     <w:uiPriority w:val="0"/>
     <w:rPr>
       <w:rFonts w:hint="eastAsia" w:ascii="宋体" w:hAnsi="宋体" w:eastAsia="宋体" w:cs="宋体"/>
